--- a/Science Books/Evolution/13 - The Cell With an Engine - Endosymbiosis and the Eukaryote Revolution.docx
+++ b/Science Books/Evolution/13 - The Cell With an Engine - Endosymbiosis and the Eukaryote Revolution.docx
@@ -5,6 +5,8 @@
     <w:p>
       <w:pPr>
         <w:pStyle w:val="Title"/>
+        <w:ind w:left="0" w:right="0" w:firstLine="0"/>
+        <w:jc w:val="center"/>
       </w:pPr>
       <w:r>
         <w:t>Life: Science for Everyone</w:t>
@@ -13,6 +15,8 @@
     <w:p>
       <w:pPr>
         <w:pStyle w:val="Heading1"/>
+        <w:ind w:left="0" w:right="0" w:firstLine="0"/>
+        <w:jc w:val="center"/>
       </w:pPr>
       <w:r>
         <w:t>Chapter 13</w:t>
@@ -21,6 +25,8 @@
     <w:p>
       <w:pPr>
         <w:pStyle w:val="Heading1"/>
+        <w:ind w:left="0" w:right="0" w:firstLine="0"/>
+        <w:jc w:val="center"/>
       </w:pPr>
       <w:r>
         <w:t>The Cell With an Engine: Endosymbiosis and the Eukaryote Revolution</w:t>
@@ -29,189 +35,439 @@
     <w:p>
       <w:pPr>
         <w:pStyle w:val="Heading1"/>
+        <w:ind w:left="0" w:right="0" w:firstLine="0"/>
+        <w:jc w:val="center"/>
       </w:pPr>
       <w:r>
         <w:t>You Are a Committee</w:t>
       </w:r>
     </w:p>
     <w:p>
-      <w:pPr/>
+      <w:pPr>
+        <w:ind w:left="0" w:right="0" w:firstLine="0"/>
+        <w:jc w:val="center"/>
+      </w:pPr>
       <w:r>
-        <w:t>Chapter 4 introduced the three domains of life: bacteria, archaea, and eukaryotes, the group that includes every plant, animal, fungus, and a great many single-celled organisms besides.</w:t>
+        <w:t>Chapter 4 introduced the three domains of life: bacteria, archaea, and eukaryotes.</w:t>
       </w:r>
-    </w:p>
-    <w:p>
-      <w:pPr/>
       <w:r>
-        <w:t>The gulf between the first two domains and the third is enormous, and it is worth being concrete about it.</w:t>
+        <w:br/>
+        <w:br/>
+        <w:t>Eukaryotes are the domain that includes every plant, animal, fungus, and a great many single-celled creatures besides.</w:t>
       </w:r>
-    </w:p>
-    <w:p>
-      <w:pPr/>
       <w:r>
-        <w:t>A typical bacterium is a small bag of chemistry, a few thousandths of a millimeter across, with its genetic material floating loose inside.</w:t>
+        <w:br/>
+        <w:br/>
+        <w:t>You are a eukaryote.</w:t>
       </w:r>
-    </w:p>
-    <w:p>
-      <w:pPr/>
       <w:r>
-        <w:t>A typical eukaryotic cell, like one of yours, is often ten or more times larger by width, and can be a thousand times larger by volume. It has a nucleus, a membrane-wrapped compartment that holds the DNA separately from the rest of the cell. It has an internal skeleton of protein fibers that gives it shape and lets it move things around. And, critically for this chapter, it has organelles: small, membrane-bound structures that carry out specific jobs, the way organs do in a body.</w:t>
+        <w:br/>
+        <w:br/>
+        <w:t>The gap between the first two domains and the third is enormous.</w:t>
       </w:r>
-    </w:p>
-    <w:p>
-      <w:pPr/>
       <w:r>
-        <w:t>The most important of these organelles, for energy, is the mitochondrion.</w:t>
+        <w:br/>
+        <w:br/>
+        <w:t>Let's make that gap concrete.</w:t>
       </w:r>
-    </w:p>
-    <w:p>
-      <w:pPr/>
       <w:r>
+        <w:br/>
+        <w:br/>
+        <w:t>A typical bacterium is a tiny bag of chemistry, only a few thousandths of a millimeter across.</w:t>
+      </w:r>
+      <w:r>
+        <w:br/>
+        <w:br/>
+        <w:t>You could line up dozens of them across the width of a single human hair.</w:t>
+      </w:r>
+      <w:r>
+        <w:br/>
+        <w:br/>
+        <w:t>Its genetic material, the DNA that carries its instructions, just floats loose inside it.</w:t>
+      </w:r>
+      <w:r>
+        <w:br/>
+        <w:br/>
+        <w:t>A typical eukaryotic cell, like one of yours, is a different kind of thing entirely.</w:t>
+      </w:r>
+      <w:r>
+        <w:br/>
+        <w:br/>
+        <w:t>It is often ten or more times wider than a bacterium, and can be a thousand times bigger by volume.</w:t>
+      </w:r>
+      <w:r>
+        <w:br/>
+        <w:br/>
+        <w:t>Picture a beach ball next to a marble, and you have roughly the size difference.</w:t>
+      </w:r>
+      <w:r>
+        <w:br/>
+        <w:br/>
+        <w:t xml:space="preserve">Your cell has a </w:t>
+      </w:r>
+      <w:r>
+        <w:rPr>
+          <w:b/>
+        </w:rPr>
+        <w:t>nucleus</w:t>
+      </w:r>
+      <w:r>
+        <w:t>: a compartment, sealed off by its own membrane, that keeps the DNA separate from everything else in the cell.</w:t>
+      </w:r>
+      <w:r>
+        <w:br/>
+        <w:br/>
+        <w:t>It has an internal skeleton made of protein fibers, which gives the cell its shape and lets it shove things around inside.</w:t>
+      </w:r>
+      <w:r>
+        <w:br/>
+        <w:br/>
+        <w:t xml:space="preserve">And, most importantly for this chapter, it has </w:t>
+      </w:r>
+      <w:r>
+        <w:rPr>
+          <w:b/>
+        </w:rPr>
+        <w:t>organelles</w:t>
+      </w:r>
+      <w:r>
+        <w:t>: small structures, each wrapped in its own membrane, that do one specific job for the cell, the way your organs each do one job for your body.</w:t>
+      </w:r>
+      <w:r>
+        <w:br/>
+        <w:br/>
+        <w:t xml:space="preserve">The most important organelle, for energy, is the </w:t>
+      </w:r>
+      <w:r>
+        <w:rPr>
+          <w:b/>
+        </w:rPr>
+        <w:t>mitochondrion</w:t>
+      </w:r>
+      <w:r>
+        <w:t>.</w:t>
+      </w:r>
+      <w:r>
+        <w:br/>
+        <w:br/>
         <w:t>And mitochondria have a secret.</w:t>
       </w:r>
     </w:p>
     <w:p>
       <w:pPr>
         <w:pStyle w:val="Heading1"/>
+        <w:ind w:left="0" w:right="0" w:firstLine="0"/>
+        <w:jc w:val="center"/>
       </w:pPr>
       <w:r>
         <w:t>A Bacterium Living Inside You</w:t>
       </w:r>
     </w:p>
     <w:p>
-      <w:pPr/>
+      <w:pPr>
+        <w:ind w:left="0" w:right="0" w:firstLine="0"/>
+        <w:jc w:val="center"/>
+      </w:pPr>
       <w:r>
-        <w:t>If you isolate mitochondria from a cell and look closely, several things about them are strange for a structure that is supposed to be simply part of the cell.</w:t>
+        <w:t>If you pull mitochondria out of a cell and look closely, something is odd.</w:t>
       </w:r>
-    </w:p>
-    <w:p>
-      <w:pPr/>
       <w:r>
-        <w:t>They have their own DNA, a small circular loop, separate from the DNA in the cell's nucleus.</w:t>
+        <w:br/>
+        <w:br/>
+        <w:t>Several of their features do not fit a structure that is supposed to be just a part of the cell.</w:t>
       </w:r>
-    </w:p>
-    <w:p>
-      <w:pPr/>
       <w:r>
-        <w:t>They divide on their own schedule, by splitting in two, independently of when the rest of the cell divides.</w:t>
+        <w:br/>
+        <w:br/>
+        <w:t>They have their own DNA: a small loop, separate from the DNA sitting in the cell's nucleus.</w:t>
       </w:r>
-    </w:p>
-    <w:p>
-      <w:pPr/>
       <w:r>
-        <w:t>And they are wrapped in two membranes, not one, an inner membrane and an outer membrane, with different chemistry.</w:t>
+        <w:br/>
+        <w:br/>
+        <w:t>They divide on their own schedule, splitting in two whenever they are ready, not when the rest of the cell divides.</w:t>
       </w:r>
-    </w:p>
-    <w:p>
-      <w:pPr/>
       <w:r>
-        <w:t>Every one of these features is also true of a free-living bacterium.</w:t>
+        <w:br/>
+        <w:br/>
+        <w:t>And they are wrapped in two membranes, an inner one and an outer one, each with different chemistry.</w:t>
       </w:r>
-    </w:p>
-    <w:p>
-      <w:pPr/>
       <w:r>
-        <w:t>In 1967 a young biologist named Lynn Margulis published a paper proposing the explanation directly: mitochondria are the descendants of bacteria that were engulfed by another cell, long ago, and instead of being digested, survived, and eventually became a permanent, inherited part of their host.</w:t>
+        <w:br/>
+        <w:br/>
+        <w:t>Every one of those features also describes a free-living bacterium.</w:t>
       </w:r>
-    </w:p>
-    <w:p>
-      <w:pPr/>
       <w:r>
-        <w:t>The process is called endosymbiosis: living together, one organism inside another.</w:t>
+        <w:br/>
+        <w:br/>
+        <w:t>In 1967, a young biologist proposed a direct explanation for why.</w:t>
       </w:r>
-    </w:p>
-    <w:p>
-      <w:pPr/>
       <w:r>
-        <w:t>Margulis's paper was rejected by more than a dozen journals before it was finally published, and for years afterward the idea was treated as fringe. Chloroplasts, the organelles that carry out photosynthesis in plant and algal cells, show the same telltale signs, their own DNA, their own division, their own double membrane, and Margulis argued they too were once free-living bacteria, in their case cyanobacteria, the photosynthetic microbes from Chapter 4 that oxygenated the early atmosphere.</w:t>
+        <w:br/>
+        <w:br/>
+        <w:t xml:space="preserve">Her name was </w:t>
       </w:r>
-    </w:p>
-    <w:p>
-      <w:pPr/>
       <w:r>
-        <w:t>By the time she published her 1970 book expanding the idea, the evidence, particularly from DNA sequencing that was just becoming possible, was accumulating fast.</w:t>
+        <w:rPr>
+          <w:b/>
+        </w:rPr>
+        <w:t>Lynn Margulis</w:t>
       </w:r>
-    </w:p>
-    <w:p>
-      <w:pPr/>
       <w:r>
-        <w:t>Today the endosymbiotic origin of mitochondria and chloroplasts is not a controversial fringe theory.</w:t>
+        <w:t>, and she argued that mitochondria are the descendants of bacteria.</w:t>
       </w:r>
-    </w:p>
-    <w:p>
-      <w:pPr/>
       <w:r>
-        <w:t>It is a textbook fact, taught in the first weeks of every introductory biology course.</w:t>
+        <w:br/>
+        <w:br/>
+        <w:t>Long ago, one cell swallowed a bacterium.</w:t>
       </w:r>
-    </w:p>
-    <w:p>
-      <w:pPr/>
       <w:r>
-        <w:t>You, and every animal, plant, and fungus on Earth, are built from cells that are themselves the descendants of an ancient merger. Your mitochondria are the great-great-great-grandchildren, many millions of generations removed, of a bacterium that moved in and never left.</w:t>
+        <w:br/>
+        <w:br/>
+        <w:t>Instead of digesting it, the cell kept it.</w:t>
+      </w:r>
+      <w:r>
+        <w:br/>
+        <w:br/>
+        <w:t>Over many generations, the bacterium became a permanent, inherited part of its host.</w:t>
+      </w:r>
+      <w:r>
+        <w:br/>
+        <w:br/>
+        <w:t xml:space="preserve">Biologists call this </w:t>
+      </w:r>
+      <w:r>
+        <w:rPr>
+          <w:b/>
+        </w:rPr>
+        <w:t>endosymbiosis</w:t>
+      </w:r>
+      <w:r>
+        <w:t>: two organisms living together, one tucked permanently inside the other.</w:t>
+      </w:r>
+      <w:r>
+        <w:br/>
+        <w:br/>
+        <w:t>Margulis's paper was turned down by more than a dozen science journals before anyone agreed to publish it.</w:t>
+      </w:r>
+      <w:r>
+        <w:br/>
+        <w:br/>
+        <w:t>For years afterward, most biologists treated the whole idea as fringe science.</w:t>
+      </w:r>
+      <w:r>
+        <w:br/>
+        <w:br/>
+        <w:t>Chloroplasts, the organelles that let plant and algae cells capture sunlight for energy, show the exact same telltale signs.</w:t>
+      </w:r>
+      <w:r>
+        <w:br/>
+        <w:br/>
+        <w:t>They have their own DNA, their own division schedule, and their own double membrane.</w:t>
+      </w:r>
+      <w:r>
+        <w:br/>
+        <w:br/>
+        <w:t>Margulis argued that chloroplasts, too, were once free-living bacteria.</w:t>
+      </w:r>
+      <w:r>
+        <w:br/>
+        <w:br/>
+        <w:t>Specifically, she said, they were cyanobacteria: sunlight-eating microbes that filled Earth's early atmosphere with oxygen, long before eukaryotes existed.</w:t>
+      </w:r>
+      <w:r>
+        <w:br/>
+        <w:br/>
+        <w:t>By the time she expanded the idea into a book in 1970, new evidence was piling up fast.</w:t>
+      </w:r>
+      <w:r>
+        <w:br/>
+        <w:br/>
+        <w:t>Much of it came from the young science of reading DNA sequences directly.</w:t>
+      </w:r>
+      <w:r>
+        <w:br/>
+        <w:br/>
+        <w:t>Today, nobody treats the endosymbiotic origin of mitochondria and chloroplasts as a fringe idea.</w:t>
+      </w:r>
+      <w:r>
+        <w:br/>
+        <w:br/>
+        <w:t>It is a plain, settled fact, taught in the first weeks of every introductory biology course.</w:t>
+      </w:r>
+      <w:r>
+        <w:br/>
+        <w:br/>
+        <w:t>You, and every animal, plant, and fungus on Earth, are built from cells that are themselves the descendants of an ancient merger.</w:t>
+      </w:r>
+      <w:r>
+        <w:br/>
+        <w:br/>
+        <w:t>Your mitochondria are the great-great-great-grandchildren, many millions of generations removed, of one bacterium that moved in and never left.</w:t>
       </w:r>
     </w:p>
     <w:p>
       <w:pPr>
         <w:pStyle w:val="Heading1"/>
+        <w:ind w:left="0" w:right="0" w:firstLine="0"/>
+        <w:jc w:val="center"/>
       </w:pPr>
       <w:r>
         <w:t>Who Did the Swallowing</w:t>
       </w:r>
     </w:p>
     <w:p>
-      <w:pPr/>
+      <w:pPr>
+        <w:ind w:left="0" w:right="0" w:firstLine="0"/>
+        <w:jc w:val="center"/>
+      </w:pPr>
       <w:r>
-        <w:t>If mitochondria came from an engulfed bacterium, the natural next question is: what did the engulfing?</w:t>
+        <w:t>If mitochondria came from a swallowed bacterium, one question follows naturally.</w:t>
       </w:r>
-    </w:p>
-    <w:p>
-      <w:pPr/>
       <w:r>
-        <w:t>For decades this was one of the deepest open puzzles in biology. The host cell needed to already have some of the eukaryotic toolkit, a flexible membrane, an internal skeleton, the ability to physically surround and enclose another cell, none of which bacteria or classical archaea were known to do.</w:t>
+        <w:br/>
+        <w:br/>
+        <w:t>What did the swallowing?</w:t>
       </w:r>
-    </w:p>
-    <w:p>
-      <w:pPr/>
       <w:r>
-        <w:t>The answer began to emerge only after 2015, when researchers analyzing DNA sequences recovered directly from deep-sea sediment near a set of hydrothermal vents called Loki's Castle, in the Norwegian Sea, discovered an entirely new group of archaea.</w:t>
+        <w:br/>
+        <w:br/>
+        <w:t>For decades, this was one of the deepest open puzzles in biology.</w:t>
       </w:r>
-    </w:p>
-    <w:p>
-      <w:pPr/>
       <w:r>
-        <w:t>They named it, after the vent field, Lokiarchaeota, and further sequencing soon revealed relatives, collectively called the Asgard archaea.</w:t>
+        <w:br/>
+        <w:br/>
+        <w:t>The host cell needed some of the eukaryotic toolkit already in place: a flexible outer membrane, an internal skeleton, and the ability to physically wrap around and enclose another cell.</w:t>
       </w:r>
-    </w:p>
-    <w:p>
-      <w:pPr/>
       <w:r>
-        <w:t>What made the discovery remarkable is that these archaea carry genes, previously thought to belong only to eukaryotes, for building the kind of flexible, dynamic internal structure a cell would need to engulf another.</w:t>
+        <w:br/>
+        <w:br/>
+        <w:t>No known bacterium, and no known archaeon of the ordinary kind, could do any of that.</w:t>
       </w:r>
-    </w:p>
-    <w:p>
-      <w:pPr/>
       <w:r>
-        <w:t>The current leading hypothesis, still actively refined as more Asgard archaea are found and studied, is that the host in the mitochondrial merger was an archaeon from this newly discovered branch of the tree, or a close relative of it.</w:t>
+        <w:br/>
+        <w:br/>
+        <w:t>The answer only began to emerge after 2015.</w:t>
       </w:r>
-    </w:p>
-    <w:p>
-      <w:pPr/>
       <w:r>
-        <w:t>This remains one of the most active research areas in all of evolutionary biology, and the details continue to be revised as new evidence comes in. What has held up across a decade of scrutiny is the broad shape of the story: not a bacterium slowly evolving into something more complex on its own, but two separate, ancient lineages, an archaeon and a bacterium, merging into one.</w:t>
+        <w:br/>
+        <w:br/>
+        <w:t>That year, researchers studied DNA pulled directly out of deep-sea mud, near a set of underwater hot springs called Loki's Castle, in the Norwegian Sea.</w:t>
+      </w:r>
+      <w:r>
+        <w:br/>
+        <w:br/>
+        <w:t>In that mud, they found an entirely new group of archaea.</w:t>
+      </w:r>
+      <w:r>
+        <w:br/>
+        <w:br/>
+        <w:t xml:space="preserve">They named the group </w:t>
+      </w:r>
+      <w:r>
+        <w:rPr>
+          <w:b/>
+        </w:rPr>
+        <w:t>Lokiarchaeota</w:t>
+      </w:r>
+      <w:r>
+        <w:t>, after the vent field.</w:t>
+      </w:r>
+      <w:r>
+        <w:br/>
+        <w:br/>
+        <w:t xml:space="preserve">Further digging soon turned up relatives, together called the </w:t>
+      </w:r>
+      <w:r>
+        <w:rPr>
+          <w:b/>
+        </w:rPr>
+        <w:t>Asgard archaea</w:t>
+      </w:r>
+      <w:r>
+        <w:t>.</w:t>
+      </w:r>
+      <w:r>
+        <w:br/>
+        <w:br/>
+        <w:t>Here is what made the discovery remarkable.</w:t>
+      </w:r>
+      <w:r>
+        <w:br/>
+        <w:br/>
+        <w:t>These archaea carry genes for building a flexible, shape-shifting internal structure.</w:t>
+      </w:r>
+      <w:r>
+        <w:br/>
+        <w:br/>
+        <w:t>Until then, biologists had assumed only eukaryotes carried genes like that.</w:t>
+      </w:r>
+      <w:r>
+        <w:br/>
+        <w:br/>
+        <w:t>The leading hypothesis today, still being refined as more Asgard archaea turn up, is this: the host in the mitochondrial merger was an archaeon from this newly found branch, or a close relative of one.</w:t>
+      </w:r>
+      <w:r>
+        <w:br/>
+        <w:br/>
+        <w:t>This remains one of the most active research areas in evolutionary biology.</w:t>
+      </w:r>
+      <w:r>
+        <w:br/>
+        <w:br/>
+        <w:t>The details keep getting revised as new evidence comes in.</w:t>
+      </w:r>
+      <w:r>
+        <w:br/>
+        <w:br/>
+        <w:t>But the broad shape of the story has held up under a decade of scrutiny.</w:t>
+      </w:r>
+      <w:r>
+        <w:br/>
+        <w:br/>
+        <w:t>It was not a single bacterium slowly evolving into something fancier all on its own.</w:t>
+      </w:r>
+      <w:r>
+        <w:br/>
+        <w:br/>
+        <w:t>It was two separate, ancient lineages, an archaeon and a bacterium, merging into one cell.</w:t>
       </w:r>
     </w:p>
     <w:p>
       <w:pPr>
         <w:pStyle w:val="Heading1"/>
+        <w:ind w:left="0" w:right="0" w:firstLine="0"/>
+        <w:jc w:val="center"/>
       </w:pPr>
       <w:r>
         <w:t>Why the Merger Mattered So Much</w:t>
       </w:r>
     </w:p>
     <w:p>
-      <w:pPr/>
+      <w:pPr>
+        <w:ind w:left="0" w:right="0" w:firstLine="0"/>
+        <w:jc w:val="center"/>
+      </w:pPr>
       <w:r>
-        <w:t xml:space="preserve">Margulis established that the merger happened. It took the biochemist Nick Lane, in his 2015 book </w:t>
+        <w:t>Margulis showed that the merger happened.</w:t>
+      </w:r>
+      <w:r>
+        <w:br/>
+        <w:br/>
+        <w:t>It took another scientist to explain why it mattered so much, and why nothing like it seems to have happened again in four billion years.</w:t>
+      </w:r>
+      <w:r>
+        <w:br/>
+        <w:br/>
+        <w:t xml:space="preserve">That scientist was the biochemist </w:t>
+      </w:r>
+      <w:r>
+        <w:rPr>
+          <w:b/>
+        </w:rPr>
+        <w:t>Nick Lane</w:t>
+      </w:r>
+      <w:r>
+        <w:t xml:space="preserve">, who laid out the case in his 2015 book, </w:t>
       </w:r>
       <w:r>
         <w:rPr>
@@ -220,256 +476,499 @@
         <w:t>The Vital Question</w:t>
       </w:r>
       <w:r>
-        <w:t>, to make a sharp argument for why it mattered so much, and why nothing like it seems to have happened again in four billion years.</w:t>
+        <w:t>.</w:t>
       </w:r>
-    </w:p>
-    <w:p>
-      <w:pPr/>
       <w:r>
+        <w:br/>
+        <w:br/>
         <w:t>Lane's argument starts with energy.</w:t>
       </w:r>
-    </w:p>
-    <w:p>
-      <w:pPr/>
       <w:r>
-        <w:t>A cell's DNA has to encode not just the proteins the cell uses, but the machinery for using them, and a bigger genome, in general, allows more sophisticated proteins and more of them.</w:t>
+        <w:br/>
+        <w:br/>
+        <w:t>A cell's DNA has to encode two things: the proteins the cell uses, and the machinery for building those proteins.</w:t>
       </w:r>
-    </w:p>
-    <w:p>
-      <w:pPr/>
       <w:r>
-        <w:t>But there is a catch. Making proteins from DNA costs energy, and a cell has to generate that energy across the surface area of its own membrane, using the chemiosmotic proton-pumping machinery described in Chapter 4.</w:t>
+        <w:br/>
+        <w:br/>
+        <w:t>A bigger genome, meaning a cell's whole set of DNA instructions, can in principle support fancier and more numerous proteins.</w:t>
       </w:r>
-    </w:p>
-    <w:p>
-      <w:pPr/>
       <w:r>
-        <w:t>As a cell's genome grows, so does its need for energy. But a cell's volume grows faster than its surface area as it gets larger, meaning a bigger bacterial cell has proportionally less membrane, and thus less energy-generating capacity, per unit of genome it needs to support.</w:t>
+        <w:br/>
+        <w:br/>
+        <w:t>But there is a catch.</w:t>
       </w:r>
-    </w:p>
-    <w:p>
-      <w:pPr/>
       <w:r>
-        <w:t>This puts an effective ceiling on how large and how genetically sophisticated an ordinary bacterium can become, and it is a ceiling that, by Lane's calculation, bacteria have essentially never broken through in four billion years of trying.</w:t>
+        <w:br/>
+        <w:br/>
+        <w:t>Building proteins from DNA costs energy.</w:t>
       </w:r>
-    </w:p>
-    <w:p>
-      <w:pPr/>
       <w:r>
-        <w:t>A eukaryotic cell breaks the ceiling in a single stroke, by acquiring mitochondria.</w:t>
+        <w:br/>
+        <w:br/>
+        <w:t>And a cell can only generate energy across the surface of its own outer membrane, using a proton-pumping trick that bacteria have relied on for billions of years.</w:t>
       </w:r>
-    </w:p>
-    <w:p>
-      <w:pPr/>
       <w:r>
-        <w:t>Instead of one cell membrane doing all the energy generation for one genome, the cell now has hundreds or thousands of internal membranes, each mitochondrion its own tiny power station, scaling energy supply directly with the cell's needs rather than being capped by the outer surface alone.</w:t>
+        <w:br/>
+        <w:br/>
+        <w:t>As a cell's genome grows, its energy needs grow too.</w:t>
       </w:r>
-    </w:p>
-    <w:p>
-      <w:pPr/>
       <w:r>
-        <w:t>Lane estimates that, per unit of DNA, a eukaryotic cell can command tens of thousands of times more energy than a bacterium.</w:t>
+        <w:br/>
+        <w:br/>
+        <w:t>But here is the trap: as a cell gets larger, its volume grows faster than its surface area.</w:t>
       </w:r>
-    </w:p>
-    <w:p>
-      <w:pPr/>
       <w:r>
-        <w:t>That energy surplus, in his argument, is what allowed the explosive growth in genome size, cell size, and structural complexity that defines the eukaryotic lineage. Bacteria never got the surplus. Eukaryotes got it once, in one merger, and everything that followed, Chapter 14's multicellular bodies among them, was built on the strength of that windfall.</w:t>
+        <w:br/>
+        <w:br/>
+        <w:t>That means a bigger bacterium ends up with proportionally less membrane, and so less energy-making capacity, for every unit of genome it is trying to support.</w:t>
+      </w:r>
+      <w:r>
+        <w:br/>
+        <w:br/>
+        <w:t>This puts a hard ceiling on how large, and how genetically sophisticated, an ordinary bacterium can ever become.</w:t>
+      </w:r>
+      <w:r>
+        <w:br/>
+        <w:br/>
+        <w:t>By Lane's calculation, bacteria have never broken through that ceiling, not once, in four billion years of trying, which is nearly the entire span life has existed on Earth.</w:t>
+      </w:r>
+      <w:r>
+        <w:br/>
+        <w:br/>
+        <w:t>A eukaryotic cell smashes through the ceiling in a single stroke, by acquiring mitochondria.</w:t>
+      </w:r>
+      <w:r>
+        <w:br/>
+        <w:br/>
+        <w:t>Instead of one membrane doing all the energy generation for one genome, the cell now has hundreds or thousands of internal membranes.</w:t>
+      </w:r>
+      <w:r>
+        <w:br/>
+        <w:br/>
+        <w:t>Each mitochondrion is its own tiny power station.</w:t>
+      </w:r>
+      <w:r>
+        <w:br/>
+        <w:br/>
+        <w:t>Energy supply now scales directly with the cell's needs, instead of being capped by the outer surface alone.</w:t>
+      </w:r>
+      <w:r>
+        <w:br/>
+        <w:br/>
+        <w:t>Lane estimates that, per unit of DNA, a eukaryotic cell can command tens of thousands of times more energy than a bacterium can.</w:t>
+      </w:r>
+      <w:r>
+        <w:br/>
+        <w:br/>
+        <w:t>Picture the difference between powering a single lightbulb and powering an entire city, and you are in the right neighborhood.</w:t>
+      </w:r>
+      <w:r>
+        <w:br/>
+        <w:br/>
+        <w:t>That energy surplus, in Lane's argument, is what allowed the explosive growth in genome size, cell size, and structural complexity that defines the eukaryotic lineage.</w:t>
+      </w:r>
+      <w:r>
+        <w:br/>
+        <w:br/>
+        <w:t>Bacteria never got that surplus.</w:t>
+      </w:r>
+      <w:r>
+        <w:br/>
+        <w:br/>
+        <w:t>Eukaryotes got it once, in one merger, and everything more complex that came later was built on the strength of that windfall.</w:t>
       </w:r>
     </w:p>
     <w:p>
       <w:pPr>
         <w:pStyle w:val="Heading1"/>
+        <w:ind w:left="0" w:right="0" w:firstLine="0"/>
+        <w:jc w:val="center"/>
       </w:pPr>
       <w:r>
         <w:t>Once, As Far As We Can Tell</w:t>
       </w:r>
     </w:p>
     <w:p>
-      <w:pPr/>
+      <w:pPr>
+        <w:ind w:left="0" w:right="0" w:firstLine="0"/>
+        <w:jc w:val="center"/>
+      </w:pPr>
       <w:r>
-        <w:t>The mitochondrial merger appears to have happened only a single time, somewhere around two billion years ago, give or take several hundred million years depending on the method used to estimate it.</w:t>
+        <w:t>The mitochondrial merger appears to have happened only a single time.</w:t>
       </w:r>
-    </w:p>
-    <w:p>
-      <w:pPr/>
       <w:r>
-        <w:t>Every eukaryote alive, from a yeast cell to a giant sequoia to you, traces its mitochondria back to that one event.</w:t>
+        <w:br/>
+        <w:br/>
+        <w:t>It happened roughly two billion years ago, about halfway back through Earth's entire history, give or take a few hundred million years depending on the method used to estimate it.</w:t>
       </w:r>
-    </w:p>
-    <w:p>
-      <w:pPr/>
       <w:r>
-        <w:t>This is a striking claim, and it deserves the hedge it gets. We cannot rule out that other similar mergers were attempted and simply failed to leave descendants, the way most evolutionary experiments do. What the evidence shows is that every mitochondrion we can examine, in every eukaryote studied, shares a single common ancestor. If there were other successful, independent mergers, none of their descendants survive today, or we have not yet found them.</w:t>
+        <w:br/>
+        <w:br/>
+        <w:t>Every eukaryote alive today, from a yeast cell to a giant sequoia tree to you, traces its mitochondria back to that one event.</w:t>
       </w:r>
-    </w:p>
-    <w:p>
-      <w:pPr/>
       <w:r>
-        <w:t>A second merger followed later, when some early eukaryotic cells engulfed cyanobacteria and kept them as chloroplasts, giving rise to the lineage that eventually became plants and algae. This appears to have also been a single founding event, in a eukaryotic cell that already had mitochondria.</w:t>
+        <w:br/>
+        <w:br/>
+        <w:t>That is a striking claim, and it deserves the hedge it gets.</w:t>
+      </w:r>
+      <w:r>
+        <w:br/>
+        <w:br/>
+        <w:t>We cannot rule out that other, similar mergers were attempted and simply failed to leave any descendants, the way most evolutionary experiments do.</w:t>
+      </w:r>
+      <w:r>
+        <w:br/>
+        <w:br/>
+        <w:t>What the evidence actually shows is narrower than that.</w:t>
+      </w:r>
+      <w:r>
+        <w:br/>
+        <w:br/>
+        <w:t>Every mitochondrion we can examine, in every eukaryote studied, shares a single common ancestor.</w:t>
+      </w:r>
+      <w:r>
+        <w:br/>
+        <w:br/>
+        <w:t>If other successful, independent mergers happened, then none of their descendants survive today, or we simply have not found them yet.</w:t>
+      </w:r>
+      <w:r>
+        <w:br/>
+        <w:br/>
+        <w:t>A second merger followed later.</w:t>
+      </w:r>
+      <w:r>
+        <w:br/>
+        <w:br/>
+        <w:t>Some early eukaryotic cells engulfed cyanobacteria and kept them, and those became chloroplasts.</w:t>
+      </w:r>
+      <w:r>
+        <w:br/>
+        <w:br/>
+        <w:t>That is the lineage that eventually gave rise to plants and algae.</w:t>
+      </w:r>
+      <w:r>
+        <w:br/>
+        <w:br/>
+        <w:t>This second merger also appears to have been a single founding event.</w:t>
+      </w:r>
+      <w:r>
+        <w:br/>
+        <w:br/>
+        <w:t>It happened inside a eukaryotic cell that already had mitochondria on board.</w:t>
       </w:r>
     </w:p>
     <w:p>
       <w:pPr>
         <w:pStyle w:val="Heading1"/>
+        <w:ind w:left="0" w:right="0" w:firstLine="0"/>
+        <w:jc w:val="center"/>
       </w:pPr>
       <w:r>
         <w:t>What Else Came With It</w:t>
       </w:r>
     </w:p>
     <w:p>
-      <w:pPr/>
+      <w:pPr>
+        <w:ind w:left="0" w:right="0" w:firstLine="0"/>
+        <w:jc w:val="center"/>
+      </w:pPr>
       <w:r>
-        <w:t>Once a cell had solved its energy problem, an entire suite of other features seems to have followed, though the causal order between them is still argued over by specialists.</w:t>
+        <w:t>Once a cell had solved its energy problem, a whole suite of other features seems to have followed.</w:t>
       </w:r>
-    </w:p>
-    <w:p>
-      <w:pPr/>
       <w:r>
-        <w:t>The nucleus itself, the compartment that walls off the DNA, may have arisen as part of the same upheaval, possibly as a way to protect the genome from disruptive activity generated by the newly acquired mitochondria, though this remains one hypothesis among several.</w:t>
+        <w:br/>
+        <w:br/>
+        <w:t>Specialists still argue about the exact order in which these things happened.</w:t>
       </w:r>
-    </w:p>
-    <w:p>
-      <w:pPr/>
       <w:r>
-        <w:t>An internal skeleton of protein fibers, which lets a cell change shape, crawl, and physically engulf things, a capability essential to the whole story and likely present in the host archaeon before the merger, based on the Asgard genes described earlier.</w:t>
+        <w:br/>
+        <w:br/>
+        <w:t>The nucleus itself, the compartment that walls the DNA off from the rest of the cell, may have arisen as part of the same upheaval.</w:t>
       </w:r>
-    </w:p>
-    <w:p>
-      <w:pPr/>
       <w:r>
-        <w:t>And sex, in the biological sense from Chapter 11, appears to be an ancient eukaryotic invention as well, present in the common ancestor of essentially all eukaryotes, though its own origin is a separate and still-debated question.</w:t>
+        <w:br/>
+        <w:br/>
+        <w:t>One idea is that it protected the genome from disruptive activity caused by the newly acquired mitochondria, though this is only one hypothesis among several.</w:t>
       </w:r>
-    </w:p>
-    <w:p>
-      <w:pPr/>
       <w:r>
-        <w:t>None of these features has an equivalent among ordinary bacteria and archaea, even though those two domains have had just as long, and in the case of bacteria a far larger total population, to evolve them independently.</w:t>
+        <w:br/>
+        <w:br/>
+        <w:t>An internal skeleton of protein fibers let the cell change shape, crawl, and physically engulf things.</w:t>
+      </w:r>
+      <w:r>
+        <w:br/>
+        <w:br/>
+        <w:t>That ability was essential to the whole story.</w:t>
+      </w:r>
+      <w:r>
+        <w:br/>
+        <w:br/>
+        <w:t>It was likely already present in the host archaeon before the merger, based on the Asgard genes described earlier.</w:t>
+      </w:r>
+      <w:r>
+        <w:br/>
+        <w:br/>
+        <w:t xml:space="preserve">And </w:t>
+      </w:r>
+      <w:r>
+        <w:rPr>
+          <w:b/>
+        </w:rPr>
+        <w:t>sex</w:t>
+      </w:r>
+      <w:r>
+        <w:t>, in the biological sense from Chapter 11, also appears to be an ancient eukaryotic invention.</w:t>
+      </w:r>
+      <w:r>
+        <w:br/>
+        <w:br/>
+        <w:t>As a reminder, Chapter 11 uses “sex” the way biologists do: two parents shuffling and combining their DNA to make offspring.</w:t>
+      </w:r>
+      <w:r>
+        <w:br/>
+        <w:br/>
+        <w:t>Sex was present in the common ancestor of essentially all eukaryotes.</w:t>
+      </w:r>
+      <w:r>
+        <w:br/>
+        <w:br/>
+        <w:t>Where sex itself first came from is a separate, still-debated question.</w:t>
+      </w:r>
+      <w:r>
+        <w:br/>
+        <w:br/>
+        <w:t>None of these features has any real equivalent among ordinary bacteria and archaea.</w:t>
+      </w:r>
+      <w:r>
+        <w:br/>
+        <w:br/>
+        <w:t>That gap is notable, because those two domains have had just as long to evolve such things on their own.</w:t>
+      </w:r>
+      <w:r>
+        <w:br/>
+        <w:br/>
+        <w:t>Bacteria, in particular, have had a far larger total population in which to try.</w:t>
       </w:r>
     </w:p>
     <w:p>
       <w:pPr>
         <w:pStyle w:val="Heading1"/>
+        <w:ind w:left="0" w:right="0" w:firstLine="0"/>
+        <w:jc w:val="center"/>
       </w:pPr>
       <w:r>
         <w:t>Doing It Again, Secondhand</w:t>
       </w:r>
     </w:p>
     <w:p>
-      <w:pPr/>
+      <w:pPr>
+        <w:ind w:left="0" w:right="0" w:firstLine="0"/>
+        <w:jc w:val="center"/>
+      </w:pPr>
       <w:r>
-        <w:t>The story does not stop at one merger. Some algae acquired their chloroplasts not by engulfing a cyanobacterium directly, but by engulfing an entire already-photosynthetic eukaryotic alga, chloroplast and all, and keeping the chloroplast while discarding, or drastically reducing, the rest of the swallowed cell.</w:t>
+        <w:t>The story does not stop at one merger.</w:t>
       </w:r>
-    </w:p>
-    <w:p>
-      <w:pPr/>
       <w:r>
-        <w:t>This is called secondary endosymbiosis, and traces of it are still visible in some algae today as extra membranes wrapped around the chloroplast, one for the original cyanobacterium, more for each subsequent cell that swallowed a photosynthetic cell whole.</w:t>
+        <w:br/>
+        <w:br/>
+        <w:t>Some algae acquired their chloroplasts a different way.</w:t>
       </w:r>
-    </w:p>
-    <w:p>
-      <w:pPr/>
       <w:r>
-        <w:t>It happened independently several times, in different algal lineages, each time repeating in miniature the same trick that built the first eukaryotic cell: acquire a useful, self-sufficient partner, and keep it.</w:t>
+        <w:br/>
+        <w:br/>
+        <w:t>Instead of swallowing a cyanobacterium directly, they swallowed an entire, already-photosynthetic algal cell, chloroplast and all.</w:t>
+      </w:r>
+      <w:r>
+        <w:br/>
+        <w:br/>
+        <w:t>They kept the chloroplast, and discarded or shrank down almost everything else from the swallowed cell.</w:t>
+      </w:r>
+      <w:r>
+        <w:br/>
+        <w:br/>
+        <w:t xml:space="preserve">Biologists call this </w:t>
+      </w:r>
+      <w:r>
+        <w:rPr>
+          <w:b/>
+        </w:rPr>
+        <w:t>secondary endosymbiosis</w:t>
+      </w:r>
+      <w:r>
+        <w:t>.</w:t>
+      </w:r>
+      <w:r>
+        <w:br/>
+        <w:br/>
+        <w:t>Traces of it are still visible today, in the extra membranes wrapped around some algae's chloroplasts.</w:t>
+      </w:r>
+      <w:r>
+        <w:br/>
+        <w:br/>
+        <w:t>One membrane comes from the original cyanobacterium, and each later cell that swallowed a photosynthetic cell whole added another layer on top.</w:t>
+      </w:r>
+      <w:r>
+        <w:br/>
+        <w:br/>
+        <w:t>It happened independently several times, in different algal lineages.</w:t>
+      </w:r>
+      <w:r>
+        <w:br/>
+        <w:br/>
+        <w:t>Each time, the same trick repeated in miniature: find a useful, self-sufficient partner, and keep it.</w:t>
+      </w:r>
+      <w:r>
+        <w:br/>
+        <w:br/>
+        <w:t>That is the same trick that built the very first eukaryotic cell.</w:t>
       </w:r>
     </w:p>
     <w:p>
       <w:pPr>
         <w:pStyle w:val="Heading1"/>
+        <w:ind w:left="0" w:right="0" w:firstLine="0"/>
+        <w:jc w:val="center"/>
       </w:pPr>
       <w:r>
         <w:t>Big Cells, Then Many Cells</w:t>
       </w:r>
     </w:p>
     <w:p>
-      <w:pPr/>
+      <w:pPr>
+        <w:ind w:left="0" w:right="0" w:firstLine="0"/>
+        <w:jc w:val="center"/>
+      </w:pPr>
       <w:r>
         <w:t>The mitochondrial merger did not, by itself, produce anything you would recognize as an animal or a plant.</w:t>
       </w:r>
-    </w:p>
-    <w:p>
-      <w:pPr/>
       <w:r>
-        <w:t>What it produced was a cell with the energy budget and structural flexibility to become one, eventually, if the right further steps occurred.</w:t>
+        <w:br/>
+        <w:br/>
+        <w:t>What it produced was a cell with the energy budget, and the structural flexibility, to eventually become one, if the right further steps happened.</w:t>
       </w:r>
-    </w:p>
-    <w:p>
-      <w:pPr/>
       <w:r>
-        <w:t>For well over a billion years after the merger, eukaryotic life remained mostly single-celled, exploring an enormous range of shapes and lifestyles that fossils and modern relatives still hint at.</w:t>
+        <w:br/>
+        <w:br/>
+        <w:t>For well over a billion years after the merger, eukaryotic life stayed mostly single-celled.</w:t>
       </w:r>
-    </w:p>
-    <w:p>
-      <w:pPr/>
       <w:r>
-        <w:t>Then, starting independently in many separate lineages, some of those energy-rich, flexible cells began sticking together, specializing, and building bodies.</w:t>
+        <w:br/>
+        <w:br/>
+        <w:t>It explored an enormous range of shapes and lifestyles, some of which fossils and living relatives still hint at today.</w:t>
       </w:r>
-    </w:p>
-    <w:p>
-      <w:pPr/>
       <w:r>
-        <w:t>That is where Chapter 14 begins.</w:t>
+        <w:br/>
+        <w:br/>
+        <w:t>Then, starting independently in many separate lineages, some of those energy-rich, flexible cells began sticking together.</w:t>
+      </w:r>
+      <w:r>
+        <w:br/>
+        <w:br/>
+        <w:t>They specialized.</w:t>
+      </w:r>
+      <w:r>
+        <w:br/>
+        <w:br/>
+        <w:t>They started building bodies.</w:t>
+      </w:r>
+      <w:r>
+        <w:br/>
+        <w:br/>
+        <w:t>That is where Chapter 14, on the origin of multicellular life, begins.</w:t>
       </w:r>
     </w:p>
     <w:p>
       <w:pPr>
         <w:pStyle w:val="Heading1"/>
+        <w:ind w:left="0" w:right="0" w:firstLine="0"/>
+        <w:jc w:val="center"/>
       </w:pPr>
       <w:r>
         <w:t>The Evolutionary Punchline</w:t>
       </w:r>
     </w:p>
     <w:p>
-      <w:pPr/>
+      <w:pPr>
+        <w:ind w:left="0" w:right="0" w:firstLine="0"/>
+        <w:jc w:val="center"/>
+      </w:pPr>
       <w:r>
-        <w:t>For roughly two billion years, life on Earth consisted entirely of bacteria and archaea, endlessly inventive chemists that nonetheless remained, individually, small and simple.</w:t>
+        <w:t>For roughly two billion years, life on Earth was nothing but bacteria and archaea.</w:t>
       </w:r>
-    </w:p>
-    <w:p>
-      <w:pPr/>
       <w:r>
-        <w:t>Then, in an event so consequential it may have happened only once, an archaeon engulfed a bacterium, and instead of digesting it, kept it.</w:t>
+        <w:br/>
+        <w:br/>
+        <w:t>They were endlessly inventive chemists.</w:t>
       </w:r>
-    </w:p>
-    <w:p>
-      <w:pPr/>
       <w:r>
-        <w:t>The bacterium became the mitochondrion. The archaeon's descendants became every eukaryotic cell that has ever lived.</w:t>
+        <w:br/>
+        <w:br/>
+        <w:t>But individually, every one of them stayed small and simple.</w:t>
       </w:r>
-    </w:p>
-    <w:p>
-      <w:pPr/>
       <w:r>
-        <w:t>The merger solved an energy problem that bacteria, in four billion years of trying, have never solved on their own, and the surplus it created is the foundation everything more complex than a bacterium is built on.</w:t>
+        <w:br/>
+        <w:br/>
+        <w:t>Then something happened that may never have happened again, before or since.</w:t>
       </w:r>
-    </w:p>
-    <w:p>
-      <w:pPr/>
       <w:r>
-        <w:t>You did not evolve from a single simple ancestor, growing steadily more complicated by increments.</w:t>
+        <w:br/>
+        <w:br/>
+        <w:t>An archaeon engulfed a bacterium.</w:t>
       </w:r>
-    </w:p>
-    <w:p>
-      <w:pPr/>
       <w:r>
-        <w:t>You evolved from a merger: two ancient, separate lineages that stopped competing and became, permanently, one thing.</w:t>
+        <w:br/>
+        <w:br/>
+        <w:t>Instead of digesting it, the archaeon kept it.</w:t>
       </w:r>
-    </w:p>
-    <w:p>
-      <w:pPr/>
       <w:r>
-        <w:t>Every cell in your body is still, in its structure, a record of that ancient partnership.</w:t>
+        <w:br/>
+        <w:br/>
+        <w:t>The bacterium became the mitochondrion.</w:t>
       </w:r>
-    </w:p>
-    <w:p>
-      <w:pPr/>
       <w:r>
+        <w:br/>
+        <w:br/>
+        <w:t>The archaeon's descendants became every eukaryotic cell that has ever lived, including every cell in your body.</w:t>
+      </w:r>
+      <w:r>
+        <w:br/>
+        <w:br/>
+        <w:t>The merger solved an energy problem that bacteria, in four billion years of trying, have never solved on their own.</w:t>
+      </w:r>
+      <w:r>
+        <w:br/>
+        <w:br/>
+        <w:t>The surplus it created is the foundation that everything more complex than a bacterium is built on.</w:t>
+      </w:r>
+      <w:r>
+        <w:br/>
+        <w:br/>
+        <w:t>You did not evolve from one simple ancestor, growing steadily more complicated bit by bit.</w:t>
+      </w:r>
+      <w:r>
+        <w:br/>
+        <w:br/>
+        <w:t>You evolved from a merger.</w:t>
+      </w:r>
+      <w:r>
+        <w:br/>
+        <w:br/>
+        <w:t>Two ancient, separate lineages stopped competing and became, permanently, one thing.</w:t>
+      </w:r>
+      <w:r>
+        <w:br/>
+        <w:br/>
+        <w:t>Every cell in your body still carries the structure of that ancient partnership, written into it.</w:t>
+      </w:r>
+      <w:r>
+        <w:br/>
+        <w:br/>
         <w:t>You are not an individual in the way you probably imagine.</w:t>
       </w:r>
-    </w:p>
-    <w:p>
-      <w:pPr/>
       <w:r>
+        <w:br/>
+        <w:br/>
         <w:t>You are a committee that has been meeting, without interruption, for two billion years.</w:t>
       </w:r>
     </w:p>
@@ -915,12 +1414,12 @@
       <w:outlineLvl w:val="0"/>
     </w:pPr>
     <w:rPr>
-      <w:rFonts w:asciiTheme="majorHAnsi" w:eastAsiaTheme="majorEastAsia" w:hAnsiTheme="majorHAnsi" w:cstheme="majorBidi" w:ascii="Georgia" w:hAnsi="Georgia"/>
+      <w:rFonts w:ascii="Amazon Ember" w:hAnsi="Amazon Ember" w:cs="Amazon Ember"/>
       <w:b/>
       <w:bCs/>
-      <w:color w:val="365F91" w:themeColor="accent1" w:themeShade="BF"/>
-      <w:sz w:val="30"/>
-      <w:szCs w:val="28"/>
+      <w:color w:val="0000FF"/>
+      <w:sz w:val="36"/>
+      <w:szCs w:val="36"/>
     </w:rPr>
   </w:style>
   <w:style w:type="paragraph" w:styleId="Heading2">
@@ -1205,13 +1704,11 @@
       <w:jc w:val="center"/>
     </w:pPr>
     <w:rPr>
-      <w:rFonts w:asciiTheme="majorHAnsi" w:eastAsiaTheme="majorEastAsia" w:hAnsiTheme="majorHAnsi" w:cstheme="majorBidi" w:ascii="Georgia" w:hAnsi="Georgia"/>
+      <w:rFonts w:ascii="Amazon Ember" w:hAnsi="Amazon Ember" w:cs="Amazon Ember"/>
       <w:b/>
-      <w:color w:val="17365D" w:themeColor="text2" w:themeShade="BF"/>
-      <w:spacing w:val="5"/>
-      <w:kern w:val="28"/>
-      <w:sz w:val="40"/>
-      <w:szCs w:val="52"/>
+      <w:color w:val="0000FF"/>
+      <w:sz w:val="36"/>
+      <w:szCs w:val="36"/>
     </w:rPr>
   </w:style>
   <w:style w:type="character" w:customStyle="1" w:styleId="TitleChar">
